--- a/Pregrado/Creatividad y pensamiento innovador/Clases/Recursos/ACAs/Quiz 3 (4%) - guia del cuestionario.docx
+++ b/Pregrado/Creatividad y pensamiento innovador/Clases/Recursos/ACAs/Quiz 3 (4%) - guia del cuestionario.docx
@@ -830,7 +830,7 @@
           <w:color w:val="2B2B2B"/>
           <w:sz w:val="22"/>
         </w:rPr>
-        <w:t xml:space="preserve">Temario trabajado en clase </w:t>
+        <w:t xml:space="preserve">Sesiones </w:t>
       </w:r>
       <w:r>
         <w:rPr>
@@ -839,7 +839,7 @@
           <w:color w:val="2B2B2B"/>
           <w:sz w:val="22"/>
         </w:rPr>
-        <w:t>hasta el cierre</w:t>
+        <w:t>ya dictadas</w:t>
       </w:r>
       <w:r>
         <w:rPr>
@@ -848,7 +848,7 @@
           <w:color w:val="2B2B2B"/>
           <w:sz w:val="22"/>
         </w:rPr>
-        <w:t xml:space="preserve"> (16/09/2026):</w:t>
+        <w:t xml:space="preserve"> cuando cierra este cuestionario (16/09/2026) — eso es lo que entra:</w:t>
       </w:r>
     </w:p>
     <w:p>
@@ -940,30 +940,7 @@
           <w:color w:val="2B2B2B"/>
           <w:sz w:val="22"/>
         </w:rPr>
-        <w:t xml:space="preserve"> (09/09/2026) — Análisis de negocios · validación de la propuesta</w:t>
-      </w:r>
-    </w:p>
-    <w:p>
-      <w:pPr>
-        <w:pStyle w:val="ListBullet"/>
-      </w:pPr>
-      <w:r>
-        <w:rPr>
-          <w:rFonts w:ascii="Calibri" w:hAnsi="Calibri"/>
-          <w:b/>
-          <w:color w:val="2B2B2B"/>
-          <w:sz w:val="22"/>
-        </w:rPr>
-        <w:t>Sesión 06</w:t>
-      </w:r>
-      <w:r>
-        <w:rPr>
-          <w:rFonts w:ascii="Calibri" w:hAnsi="Calibri"/>
-          <w:b w:val="0"/>
-          <w:color w:val="2B2B2B"/>
-          <w:sz w:val="22"/>
-        </w:rPr>
-        <w:t xml:space="preserve"> (16/09/2026) — Vigilancia tecnológica</w:t>
+        <w:t xml:space="preserve"> (09/09/2026) — Validación de la propuesta · vigilancia tecnológica</w:t>
       </w:r>
     </w:p>
     <w:p>
@@ -983,7 +960,99 @@
           <w:color w:val="2B2B2B"/>
           <w:sz w:val="22"/>
         </w:rPr>
-        <w:t xml:space="preserve"> (09/09/2026): Sesión 06. Lo anterior sigue siendo base — el curso es acumulativo.</w:t>
+        <w:t xml:space="preserve"> (09/09/2026): Sesión 05. Lo anterior sigue siendo base — el curso es acumulativo.</w:t>
+      </w:r>
+    </w:p>
+    <w:p>
+      <w:r>
+        <w:rPr>
+          <w:rFonts w:ascii="Calibri" w:hAnsi="Calibri"/>
+          <w:b/>
+          <w:color w:val="2B2B2B"/>
+          <w:sz w:val="22"/>
+        </w:rPr>
+        <w:t>Lo que NO entra:</w:t>
+      </w:r>
+      <w:r>
+        <w:rPr>
+          <w:rFonts w:ascii="Calibri" w:hAnsi="Calibri"/>
+          <w:b w:val="0"/>
+          <w:color w:val="2B2B2B"/>
+          <w:sz w:val="22"/>
+        </w:rPr>
+        <w:t xml:space="preserve"> la </w:t>
+      </w:r>
+      <w:r>
+        <w:rPr>
+          <w:rFonts w:ascii="Calibri" w:hAnsi="Calibri"/>
+          <w:b/>
+          <w:color w:val="2B2B2B"/>
+          <w:sz w:val="22"/>
+        </w:rPr>
+        <w:t>Sesión 06</w:t>
+      </w:r>
+      <w:r>
+        <w:rPr>
+          <w:rFonts w:ascii="Calibri" w:hAnsi="Calibri"/>
+          <w:b w:val="0"/>
+          <w:color w:val="2B2B2B"/>
+          <w:sz w:val="22"/>
+        </w:rPr>
+        <w:t xml:space="preserve"> (16/09/2026 — Innovación local–internacional · entidades de apoyo) se dicta </w:t>
+      </w:r>
+      <w:r>
+        <w:rPr>
+          <w:rFonts w:ascii="Calibri" w:hAnsi="Calibri"/>
+          <w:b/>
+          <w:color w:val="2B2B2B"/>
+          <w:sz w:val="22"/>
+        </w:rPr>
+        <w:t>el mismo día</w:t>
+      </w:r>
+      <w:r>
+        <w:rPr>
+          <w:rFonts w:ascii="Calibri" w:hAnsi="Calibri"/>
+          <w:b w:val="0"/>
+          <w:color w:val="2B2B2B"/>
+          <w:sz w:val="22"/>
+        </w:rPr>
+        <w:t xml:space="preserve"> en que cierra el cuestionario, así que su tema </w:t>
+      </w:r>
+      <w:r>
+        <w:rPr>
+          <w:rFonts w:ascii="Calibri" w:hAnsi="Calibri"/>
+          <w:b/>
+          <w:color w:val="2B2B2B"/>
+          <w:sz w:val="22"/>
+        </w:rPr>
+        <w:t>queda fuera</w:t>
+      </w:r>
+      <w:r>
+        <w:rPr>
+          <w:rFonts w:ascii="Calibri" w:hAnsi="Calibri"/>
+          <w:b w:val="0"/>
+          <w:color w:val="2B2B2B"/>
+          <w:sz w:val="22"/>
+        </w:rPr>
+        <w:t xml:space="preserve">: no se te pregunta algo que todavía no has visto en clase. Ese tema sigue siendo materia del curso y de la </w:t>
+      </w:r>
+      <w:r>
+        <w:rPr>
+          <w:rFonts w:ascii="Calibri" w:hAnsi="Calibri"/>
+          <w:b/>
+          <w:color w:val="2B2B2B"/>
+          <w:sz w:val="22"/>
+        </w:rPr>
+        <w:t>ACA Final</w:t>
+      </w:r>
+      <w:r>
+        <w:rPr>
+          <w:rFonts w:ascii="Calibri" w:hAnsi="Calibri"/>
+          <w:b w:val="0"/>
+          <w:color w:val="2B2B2B"/>
+          <w:sz w:val="22"/>
+        </w:rPr>
+        <w:t>.</w:t>
       </w:r>
     </w:p>
     <w:p>
@@ -1521,7 +1590,25 @@
           <w:color w:val="2B2B2B"/>
           <w:sz w:val="22"/>
         </w:rPr>
-        <w:t>Repasa el deck y tus apuntes de cada sesión (</w:t>
+        <w:t xml:space="preserve">Estudia </w:t>
+      </w:r>
+      <w:r>
+        <w:rPr>
+          <w:rFonts w:ascii="Calibri" w:hAnsi="Calibri"/>
+          <w:b/>
+          <w:color w:val="2B2B2B"/>
+          <w:sz w:val="22"/>
+        </w:rPr>
+        <w:t>lo que está en el punto 3, y solo eso</w:t>
+      </w:r>
+      <w:r>
+        <w:rPr>
+          <w:rFonts w:ascii="Calibri" w:hAnsi="Calibri"/>
+          <w:b w:val="0"/>
+          <w:color w:val="2B2B2B"/>
+          <w:sz w:val="22"/>
+        </w:rPr>
+        <w:t>: el alcance del cuestionario son esas sesiones. Ten a mano el deck y tus apuntes de cada una (</w:t>
       </w:r>
       <w:r>
         <w:rPr>
@@ -1548,20 +1635,11 @@
       <w:r>
         <w:rPr>
           <w:rFonts w:ascii="Calibri" w:hAnsi="Calibri"/>
-          <w:b w:val="0"/>
-          <w:color w:val="2B2B2B"/>
-          <w:sz w:val="22"/>
-        </w:rPr>
-        <w:t xml:space="preserve">Ten a mano la </w:t>
-      </w:r>
-      <w:r>
-        <w:rPr>
-          <w:rFonts w:ascii="Calibri" w:hAnsi="Calibri"/>
           <w:b/>
           <w:color w:val="2B2B2B"/>
           <w:sz w:val="22"/>
         </w:rPr>
-        <w:t>lectura autónoma de la Sesión 01</w:t>
+        <w:t>Lectura autónoma de la Sesión 01</w:t>
       </w:r>
       <w:r>
         <w:rPr>
@@ -1570,7 +1648,7 @@
           <w:color w:val="2B2B2B"/>
           <w:sz w:val="22"/>
         </w:rPr>
-        <w:t xml:space="preserve"> (Propuesta de Innovación · creatividad e inteligencia emocional).</w:t>
+        <w:t xml:space="preserve"> (U1–U2 · Propuesta de Innovación · creatividad e inteligencia emocional): ten claro qué es la Propuesta de Innovación —el producto conductor del curso— y qué papel juega la inteligencia emocional en el trabajo creativo.</w:t>
       </w:r>
     </w:p>
     <w:p>
@@ -1580,11 +1658,20 @@
       <w:r>
         <w:rPr>
           <w:rFonts w:ascii="Calibri" w:hAnsi="Calibri"/>
+          <w:b/>
+          <w:color w:val="2B2B2B"/>
+          <w:sz w:val="22"/>
+        </w:rPr>
+        <w:t>Sesión 02 — Creatividad/innovación en I+D · Design Thinking y técnicas:</w:t>
+      </w:r>
+      <w:r>
+        <w:rPr>
+          <w:rFonts w:ascii="Calibri" w:hAnsi="Calibri"/>
           <w:b w:val="0"/>
           <w:color w:val="2B2B2B"/>
           <w:sz w:val="22"/>
         </w:rPr>
-        <w:t xml:space="preserve">Distingue </w:t>
+        <w:t xml:space="preserve"> Distingue </w:t>
       </w:r>
       <w:r>
         <w:rPr>
@@ -1656,7 +1743,25 @@
           <w:color w:val="2B2B2B"/>
           <w:sz w:val="22"/>
         </w:rPr>
-        <w:t>, con ejemplos propios.</w:t>
+        <w:t xml:space="preserve">; ten claro para qué sirve cada fase del </w:t>
+      </w:r>
+      <w:r>
+        <w:rPr>
+          <w:rFonts w:ascii="Calibri" w:hAnsi="Calibri"/>
+          <w:b/>
+          <w:color w:val="2B2B2B"/>
+          <w:sz w:val="22"/>
+        </w:rPr>
+        <w:t>Design Thinking</w:t>
+      </w:r>
+      <w:r>
+        <w:rPr>
+          <w:rFonts w:ascii="Calibri" w:hAnsi="Calibri"/>
+          <w:b w:val="0"/>
+          <w:color w:val="2B2B2B"/>
+          <w:sz w:val="22"/>
+        </w:rPr>
+        <w:t xml:space="preserve"> y al menos dos técnicas de ideación, con un ejemplo tuyo.</w:t>
       </w:r>
     </w:p>
     <w:p>
@@ -1666,11 +1771,20 @@
       <w:r>
         <w:rPr>
           <w:rFonts w:ascii="Calibri" w:hAnsi="Calibri"/>
+          <w:b/>
+          <w:color w:val="2B2B2B"/>
+          <w:sz w:val="22"/>
+        </w:rPr>
+        <w:t>Sesión 03 — Gestión de la innovación (Manual de Oslo / OCDE):</w:t>
+      </w:r>
+      <w:r>
+        <w:rPr>
+          <w:rFonts w:ascii="Calibri" w:hAnsi="Calibri"/>
           <w:b w:val="0"/>
           <w:color w:val="2B2B2B"/>
           <w:sz w:val="22"/>
         </w:rPr>
-        <w:t xml:space="preserve">Repasa los </w:t>
+        <w:t xml:space="preserve"> Ten claro qué define el </w:t>
       </w:r>
       <w:r>
         <w:rPr>
@@ -1679,7 +1793,7 @@
           <w:color w:val="2B2B2B"/>
           <w:sz w:val="22"/>
         </w:rPr>
-        <w:t>tipos de innovación</w:t>
+        <w:t>Manual de Oslo / OCDE</w:t>
       </w:r>
       <w:r>
         <w:rPr>
@@ -1688,7 +1802,215 @@
           <w:color w:val="2B2B2B"/>
           <w:sz w:val="22"/>
         </w:rPr>
-        <w:t xml:space="preserve"> del Manual de Oslo / OCDE y para qué sirve cada herramienta (Design Thinking, FODA, Canvas, MVP, vigilancia tecnológica).</w:t>
+        <w:t xml:space="preserve"> como innovación y cómo se </w:t>
+      </w:r>
+      <w:r>
+        <w:rPr>
+          <w:rFonts w:ascii="Calibri" w:hAnsi="Calibri"/>
+          <w:b/>
+          <w:color w:val="2B2B2B"/>
+          <w:sz w:val="22"/>
+        </w:rPr>
+        <w:t>gestiona</w:t>
+      </w:r>
+      <w:r>
+        <w:rPr>
+          <w:rFonts w:ascii="Calibri" w:hAnsi="Calibri"/>
+          <w:b w:val="0"/>
+          <w:color w:val="2B2B2B"/>
+          <w:sz w:val="22"/>
+        </w:rPr>
+        <w:t xml:space="preserve"> en producto, proceso, organización, marketing y ámbito social.</w:t>
+      </w:r>
+    </w:p>
+    <w:p>
+      <w:pPr>
+        <w:pStyle w:val="ListBullet"/>
+      </w:pPr>
+      <w:r>
+        <w:rPr>
+          <w:rFonts w:ascii="Calibri" w:hAnsi="Calibri"/>
+          <w:b/>
+          <w:color w:val="2B2B2B"/>
+          <w:sz w:val="22"/>
+        </w:rPr>
+        <w:t>Sesión 04 — Tipos de innovación:</w:t>
+      </w:r>
+      <w:r>
+        <w:rPr>
+          <w:rFonts w:ascii="Calibri" w:hAnsi="Calibri"/>
+          <w:b w:val="0"/>
+          <w:color w:val="2B2B2B"/>
+          <w:sz w:val="22"/>
+        </w:rPr>
+        <w:t xml:space="preserve"> Tipifica una innovación (producto, proceso, organización, marketing, social) y prepárate para </w:t>
+      </w:r>
+      <w:r>
+        <w:rPr>
+          <w:rFonts w:ascii="Calibri" w:hAnsi="Calibri"/>
+          <w:b/>
+          <w:color w:val="2B2B2B"/>
+          <w:sz w:val="22"/>
+        </w:rPr>
+        <w:t>justificar</w:t>
+      </w:r>
+      <w:r>
+        <w:rPr>
+          <w:rFonts w:ascii="Calibri" w:hAnsi="Calibri"/>
+          <w:b w:val="0"/>
+          <w:color w:val="2B2B2B"/>
+          <w:sz w:val="22"/>
+        </w:rPr>
+        <w:t xml:space="preserve"> por qué la tuya es de ese tipo y no de otro.</w:t>
+      </w:r>
+    </w:p>
+    <w:p>
+      <w:pPr>
+        <w:pStyle w:val="ListBullet"/>
+      </w:pPr>
+      <w:r>
+        <w:rPr>
+          <w:rFonts w:ascii="Calibri" w:hAnsi="Calibri"/>
+          <w:b/>
+          <w:color w:val="2B2B2B"/>
+          <w:sz w:val="22"/>
+        </w:rPr>
+        <w:t>Sesión 05 — Validación de la propuesta · vigilancia tecnológica:</w:t>
+      </w:r>
+      <w:r>
+        <w:rPr>
+          <w:rFonts w:ascii="Calibri" w:hAnsi="Calibri"/>
+          <w:b w:val="0"/>
+          <w:color w:val="2B2B2B"/>
+          <w:sz w:val="22"/>
+        </w:rPr>
+        <w:t xml:space="preserve"> Son </w:t>
+      </w:r>
+      <w:r>
+        <w:rPr>
+          <w:rFonts w:ascii="Calibri" w:hAnsi="Calibri"/>
+          <w:b/>
+          <w:color w:val="2B2B2B"/>
+          <w:sz w:val="22"/>
+        </w:rPr>
+        <w:t>dos</w:t>
+      </w:r>
+      <w:r>
+        <w:rPr>
+          <w:rFonts w:ascii="Calibri" w:hAnsi="Calibri"/>
+          <w:b w:val="0"/>
+          <w:color w:val="2B2B2B"/>
+          <w:sz w:val="22"/>
+        </w:rPr>
+        <w:t xml:space="preserve"> unidades en un encuentro y las dos se preguntan. (a) Para qué sirve cada herramienta de validación: </w:t>
+      </w:r>
+      <w:r>
+        <w:rPr>
+          <w:rFonts w:ascii="Calibri" w:hAnsi="Calibri"/>
+          <w:b/>
+          <w:color w:val="2B2B2B"/>
+          <w:sz w:val="22"/>
+        </w:rPr>
+        <w:t>FODA</w:t>
+      </w:r>
+      <w:r>
+        <w:rPr>
+          <w:rFonts w:ascii="Calibri" w:hAnsi="Calibri"/>
+          <w:b w:val="0"/>
+          <w:color w:val="2B2B2B"/>
+          <w:sz w:val="22"/>
+        </w:rPr>
+        <w:t xml:space="preserve"> (qué va en cada cuadrante), </w:t>
+      </w:r>
+      <w:r>
+        <w:rPr>
+          <w:rFonts w:ascii="Calibri" w:hAnsi="Calibri"/>
+          <w:b/>
+          <w:color w:val="2B2B2B"/>
+          <w:sz w:val="22"/>
+        </w:rPr>
+        <w:t>Canvas / BMC</w:t>
+      </w:r>
+      <w:r>
+        <w:rPr>
+          <w:rFonts w:ascii="Calibri" w:hAnsi="Calibri"/>
+          <w:b w:val="0"/>
+          <w:color w:val="2B2B2B"/>
+          <w:sz w:val="22"/>
+        </w:rPr>
+        <w:t xml:space="preserve"> (qué responde cada bloque) y </w:t>
+      </w:r>
+      <w:r>
+        <w:rPr>
+          <w:rFonts w:ascii="Calibri" w:hAnsi="Calibri"/>
+          <w:b/>
+          <w:color w:val="2B2B2B"/>
+          <w:sz w:val="22"/>
+        </w:rPr>
+        <w:t>MVP</w:t>
+      </w:r>
+      <w:r>
+        <w:rPr>
+          <w:rFonts w:ascii="Calibri" w:hAnsi="Calibri"/>
+          <w:b w:val="0"/>
+          <w:color w:val="2B2B2B"/>
+          <w:sz w:val="22"/>
+        </w:rPr>
+        <w:t xml:space="preserve"> (mínimo, viable y verificable: se prueba el supuesto más riesgoso con el criterio de éxito fijado </w:t>
+      </w:r>
+      <w:r>
+        <w:rPr>
+          <w:rFonts w:ascii="Calibri" w:hAnsi="Calibri"/>
+          <w:b/>
+          <w:color w:val="2B2B2B"/>
+          <w:sz w:val="22"/>
+        </w:rPr>
+        <w:t>antes</w:t>
+      </w:r>
+      <w:r>
+        <w:rPr>
+          <w:rFonts w:ascii="Calibri" w:hAnsi="Calibri"/>
+          <w:b w:val="0"/>
+          <w:color w:val="2B2B2B"/>
+          <w:sz w:val="22"/>
+        </w:rPr>
+        <w:t xml:space="preserve">, no es una maqueta bonita). (b) Qué es la </w:t>
+      </w:r>
+      <w:r>
+        <w:rPr>
+          <w:rFonts w:ascii="Calibri" w:hAnsi="Calibri"/>
+          <w:b/>
+          <w:color w:val="2B2B2B"/>
+          <w:sz w:val="22"/>
+        </w:rPr>
+        <w:t>vigilancia tecnológica</w:t>
+      </w:r>
+      <w:r>
+        <w:rPr>
+          <w:rFonts w:ascii="Calibri" w:hAnsi="Calibri"/>
+          <w:b w:val="0"/>
+          <w:color w:val="2B2B2B"/>
+          <w:sz w:val="22"/>
+        </w:rPr>
+        <w:t xml:space="preserve">, qué dato estratégico se busca (tendencias, patentes, referentes), dónde se busca (Scholar, Google Patents) y por qué debe terminar en una </w:t>
+      </w:r>
+      <w:r>
+        <w:rPr>
+          <w:rFonts w:ascii="Calibri" w:hAnsi="Calibri"/>
+          <w:b/>
+          <w:color w:val="2B2B2B"/>
+          <w:sz w:val="22"/>
+        </w:rPr>
+        <w:t>decisión</w:t>
+      </w:r>
+      <w:r>
+        <w:rPr>
+          <w:rFonts w:ascii="Calibri" w:hAnsi="Calibri"/>
+          <w:b w:val="0"/>
+          <w:color w:val="2B2B2B"/>
+          <w:sz w:val="22"/>
+        </w:rPr>
+        <w:t xml:space="preserve"> sobre tu propuesta, no en una lista de enlaces.</w:t>
       </w:r>
     </w:p>
     <w:p>
@@ -1711,7 +2033,7 @@
           <w:color w:val="2B2B2B"/>
           <w:sz w:val="22"/>
         </w:rPr>
-        <w:t>tu propia propuesta</w:t>
+        <w:t>tu propia Propuesta de Innovación</w:t>
       </w:r>
       <w:r>
         <w:rPr>
@@ -3028,7 +3350,25 @@
           <w:color w:val="2B2B2B"/>
           <w:sz w:val="22"/>
         </w:rPr>
-        <w:t xml:space="preserve">Cierra el día de la </w:t>
+        <w:t xml:space="preserve">Cierra </w:t>
+      </w:r>
+      <w:r>
+        <w:rPr>
+          <w:rFonts w:ascii="Calibri" w:hAnsi="Calibri"/>
+          <w:b/>
+          <w:color w:val="2B2B2B"/>
+          <w:sz w:val="22"/>
+        </w:rPr>
+        <w:t>el día</w:t>
+      </w:r>
+      <w:r>
+        <w:rPr>
+          <w:rFonts w:ascii="Calibri" w:hAnsi="Calibri"/>
+          <w:b w:val="0"/>
+          <w:color w:val="2B2B2B"/>
+          <w:sz w:val="22"/>
+        </w:rPr>
+        <w:t xml:space="preserve"> de la </w:t>
       </w:r>
       <w:r>
         <w:rPr>
@@ -3046,7 +3386,79 @@
           <w:color w:val="2B2B2B"/>
           <w:sz w:val="22"/>
         </w:rPr>
-        <w:t xml:space="preserve"> (vigilancia tecnológica): es el último cuestionario del curso.</w:t>
+        <w:t xml:space="preserve"> (Innovación local–internacional · entidades de apoyo), que por eso </w:t>
+      </w:r>
+      <w:r>
+        <w:rPr>
+          <w:rFonts w:ascii="Calibri" w:hAnsi="Calibri"/>
+          <w:b/>
+          <w:color w:val="2B2B2B"/>
+          <w:sz w:val="22"/>
+        </w:rPr>
+        <w:t>no</w:t>
+      </w:r>
+      <w:r>
+        <w:rPr>
+          <w:rFonts w:ascii="Calibri" w:hAnsi="Calibri"/>
+          <w:b w:val="0"/>
+          <w:color w:val="2B2B2B"/>
+          <w:sz w:val="22"/>
+        </w:rPr>
+        <w:t xml:space="preserve"> entra: llega hasta la </w:t>
+      </w:r>
+      <w:r>
+        <w:rPr>
+          <w:rFonts w:ascii="Calibri" w:hAnsi="Calibri"/>
+          <w:b/>
+          <w:color w:val="2B2B2B"/>
+          <w:sz w:val="22"/>
+        </w:rPr>
+        <w:t>Sesión 05</w:t>
+      </w:r>
+      <w:r>
+        <w:rPr>
+          <w:rFonts w:ascii="Calibri" w:hAnsi="Calibri"/>
+          <w:b w:val="0"/>
+          <w:color w:val="2B2B2B"/>
+          <w:sz w:val="22"/>
+        </w:rPr>
+        <w:t xml:space="preserve"> (Validación de la propuesta · vigilancia tecnológica). Es el último cuestionario del curso. Con el temario adelantado, la </w:t>
+      </w:r>
+      <w:r>
+        <w:rPr>
+          <w:rFonts w:ascii="Calibri" w:hAnsi="Calibri"/>
+          <w:b/>
+          <w:color w:val="2B2B2B"/>
+          <w:sz w:val="22"/>
+        </w:rPr>
+        <w:t>vigilancia tecnológica sí entra</w:t>
+      </w:r>
+      <w:r>
+        <w:rPr>
+          <w:rFonts w:ascii="Calibri" w:hAnsi="Calibri"/>
+          <w:b w:val="0"/>
+          <w:color w:val="2B2B2B"/>
+          <w:sz w:val="22"/>
+        </w:rPr>
+        <w:t xml:space="preserve">: se dicta en esa misma Sesión 05, junto con FODA, Canvas y MVP. Lo que queda fuera es el ecosistema de entidades de apoyo, que es materia de la </w:t>
+      </w:r>
+      <w:r>
+        <w:rPr>
+          <w:rFonts w:ascii="Calibri" w:hAnsi="Calibri"/>
+          <w:b/>
+          <w:color w:val="2B2B2B"/>
+          <w:sz w:val="22"/>
+        </w:rPr>
+        <w:t>ACA Final</w:t>
+      </w:r>
+      <w:r>
+        <w:rPr>
+          <w:rFonts w:ascii="Calibri" w:hAnsi="Calibri"/>
+          <w:b w:val="0"/>
+          <w:color w:val="2B2B2B"/>
+          <w:sz w:val="22"/>
+        </w:rPr>
+        <w:t xml:space="preserve"> (se recibe el 19/09/2026).</w:t>
       </w:r>
     </w:p>
     <w:p>

--- a/Pregrado/Creatividad y pensamiento innovador/Clases/Recursos/ACAs/Quiz 3 (4%) - guia del cuestionario.docx
+++ b/Pregrado/Creatividad y pensamiento innovador/Clases/Recursos/ACAs/Quiz 3 (4%) - guia del cuestionario.docx
@@ -1118,6 +1118,40 @@
           <w:sz w:val="22"/>
         </w:rPr>
         <w:t xml:space="preserve"> y se retomó al abrir la Sesión 02, así que también hace parte del temario: U1–U2 (Propuesta de Innovación · creatividad e inteligencia emocional) → lectura autónoma; se retoma al abrir la Sesión 02.</w:t>
+      </w:r>
+    </w:p>
+    <w:p>
+      <w:r>
+        <w:rPr>
+          <w:rFonts w:ascii="Calibri" w:hAnsi="Calibri"/>
+          <w:b/>
+          <w:color w:val="2B2B2B"/>
+          <w:sz w:val="22"/>
+        </w:rPr>
+        <w:t>Material de estudio publicado aparte del deck:</w:t>
+      </w:r>
+    </w:p>
+    <w:p>
+      <w:pPr>
+        <w:pStyle w:val="ListBullet"/>
+      </w:pPr>
+      <w:r>
+        <w:rPr>
+          <w:rFonts w:ascii="Calibri" w:hAnsi="Calibri"/>
+          <w:b/>
+          <w:color w:val="2B2B2B"/>
+          <w:sz w:val="22"/>
+        </w:rPr>
+        <w:t>Material de estudio U2 — Bloqueadores y ensanchadores de la creatividad</w:t>
+      </w:r>
+      <w:r>
+        <w:rPr>
+          <w:rFonts w:ascii="Calibri" w:hAnsi="Calibri"/>
+          <w:b w:val="0"/>
+          <w:color w:val="2B2B2B"/>
+          <w:sz w:val="22"/>
+        </w:rPr>
+        <w:t>: sí entra — bloqueadores perceptivos, emocionales y culturales · ensanchadores · la inteligencia emocional como insumo de la creatividad · autodiagnóstico. Está en la carpeta de la Sesión 01 del Drive de clases y como recurso del aula.</w:t>
       </w:r>
     </w:p>
     <w:p>
